--- a/离散数学/集合论与图论/集合论与图论（上）课后习题/第1讲测验.docx
+++ b/离散数学/集合论与图论/集合论与图论（上）课后习题/第1讲测验.docx
@@ -329,7 +329,6 @@
           <w:lang w:eastAsia="zh-CN"/>
         </w:rPr>
       </w:pPr>
-      <w:proofErr w:type="spellStart"/>
       <w:r>
         <w:rPr>
           <w:sz w:val="21"/>
@@ -348,12 +347,12 @@
         </w:rPr>
         <w:t>D</w:t>
       </w:r>
-      <w:proofErr w:type="spellEnd"/>
     </w:p>
     <w:p>
       <w:pPr>
         <w:spacing w:after="0" w:line="240" w:lineRule="auto"/>
         <w:rPr>
+          <w:rFonts w:hint="eastAsia"/>
           <w:sz w:val="21"/>
           <w:szCs w:val="21"/>
           <w:lang w:eastAsia="zh-CN"/>
@@ -381,6 +380,7 @@
       </w:pPr>
       <w:r>
         <w:rPr>
+          <w:noProof/>
           <w:sz w:val="21"/>
           <w:szCs w:val="21"/>
           <w:lang w:eastAsia="zh-CN"/>
@@ -763,262 +763,6 @@
           <w:rFonts w:hint="eastAsia"/>
           <w:sz w:val="21"/>
           <w:szCs w:val="21"/>
-          <w:highlight w:val="yellow"/>
-          <w:lang w:eastAsia="zh-CN"/>
-        </w:rPr>
-      </w:pPr>
-      <w:r>
-        <w:rPr>
-          <w:sz w:val="21"/>
-          <w:szCs w:val="21"/>
-          <w:highlight w:val="yellow"/>
-          <w:lang w:eastAsia="zh-CN"/>
-        </w:rPr>
-        <w:t>3,对于每个集合</w:t>
-      </w:r>
-      <w:r>
-        <w:rPr>
-          <w:noProof/>
-          <w:sz w:val="21"/>
-          <w:szCs w:val="21"/>
-          <w:highlight w:val="yellow"/>
-        </w:rPr>
-        <w:drawing>
-          <wp:inline distT="0" distB="0" distL="0" distR="0" wp14:anchorId="6F9F5A1E" wp14:editId="4F512A0F">
-            <wp:extent cx="177800" cy="241300"/>
-            <wp:effectExtent l="0" t="0" r="0" b="0"/>
-            <wp:docPr id="11" name="Picture 11"/>
-            <wp:cNvGraphicFramePr>
-              <a:graphicFrameLocks xmlns:a="http://schemas.openxmlformats.org/drawingml/2006/main" noChangeAspect="1"/>
-            </wp:cNvGraphicFramePr>
-            <a:graphic xmlns:a="http://schemas.openxmlformats.org/drawingml/2006/main">
-              <a:graphicData uri="http://schemas.openxmlformats.org/drawingml/2006/picture">
-                <pic:pic xmlns:pic="http://schemas.openxmlformats.org/drawingml/2006/picture">
-                  <pic:nvPicPr>
-                    <pic:cNvPr id="0" name="paper.png"/>
-                    <pic:cNvPicPr/>
-                  </pic:nvPicPr>
-                  <pic:blipFill>
-                    <a:blip r:embed="rId15"/>
-                    <a:stretch>
-                      <a:fillRect/>
-                    </a:stretch>
-                  </pic:blipFill>
-                  <pic:spPr>
-                    <a:xfrm>
-                      <a:off x="0" y="0"/>
-                      <a:ext cx="177800" cy="241300"/>
-                    </a:xfrm>
-                    <a:prstGeom prst="rect">
-                      <a:avLst/>
-                    </a:prstGeom>
-                  </pic:spPr>
-                </pic:pic>
-              </a:graphicData>
-            </a:graphic>
-          </wp:inline>
-        </w:drawing>
-      </w:r>
-      <w:r>
-        <w:rPr>
-          <w:sz w:val="21"/>
-          <w:szCs w:val="21"/>
-          <w:highlight w:val="yellow"/>
-          <w:lang w:eastAsia="zh-CN"/>
-        </w:rPr>
-        <w:t>,</w:t>
-      </w:r>
-      <w:r>
-        <w:rPr>
-          <w:noProof/>
-          <w:sz w:val="21"/>
-          <w:szCs w:val="21"/>
-          <w:highlight w:val="yellow"/>
-        </w:rPr>
-        <w:drawing>
-          <wp:inline distT="0" distB="0" distL="0" distR="0" wp14:anchorId="77C75058" wp14:editId="34624A70">
-            <wp:extent cx="698500" cy="304800"/>
-            <wp:effectExtent l="0" t="0" r="0" b="0"/>
-            <wp:docPr id="12" name="Picture 12"/>
-            <wp:cNvGraphicFramePr>
-              <a:graphicFrameLocks xmlns:a="http://schemas.openxmlformats.org/drawingml/2006/main" noChangeAspect="1"/>
-            </wp:cNvGraphicFramePr>
-            <a:graphic xmlns:a="http://schemas.openxmlformats.org/drawingml/2006/main">
-              <a:graphicData uri="http://schemas.openxmlformats.org/drawingml/2006/picture">
-                <pic:pic xmlns:pic="http://schemas.openxmlformats.org/drawingml/2006/picture">
-                  <pic:nvPicPr>
-                    <pic:cNvPr id="0" name="paper.png"/>
-                    <pic:cNvPicPr/>
-                  </pic:nvPicPr>
-                  <pic:blipFill>
-                    <a:blip r:embed="rId16"/>
-                    <a:stretch>
-                      <a:fillRect/>
-                    </a:stretch>
-                  </pic:blipFill>
-                  <pic:spPr>
-                    <a:xfrm>
-                      <a:off x="0" y="0"/>
-                      <a:ext cx="698500" cy="304800"/>
-                    </a:xfrm>
-                    <a:prstGeom prst="rect">
-                      <a:avLst/>
-                    </a:prstGeom>
-                  </pic:spPr>
-                </pic:pic>
-              </a:graphicData>
-            </a:graphic>
-          </wp:inline>
-        </w:drawing>
-      </w:r>
-      <w:r>
-        <w:rPr>
-          <w:sz w:val="21"/>
-          <w:szCs w:val="21"/>
-          <w:highlight w:val="yellow"/>
-          <w:lang w:eastAsia="zh-CN"/>
-        </w:rPr>
-        <w:t>。</w:t>
-      </w:r>
-    </w:p>
-    <w:p>
-      <w:pPr>
-        <w:spacing w:after="0" w:line="240" w:lineRule="auto"/>
-        <w:rPr>
-          <w:rFonts w:hint="eastAsia"/>
-          <w:sz w:val="21"/>
-          <w:szCs w:val="21"/>
-          <w:highlight w:val="yellow"/>
-        </w:rPr>
-      </w:pPr>
-      <w:r>
-        <w:rPr>
-          <w:sz w:val="21"/>
-          <w:szCs w:val="21"/>
-          <w:highlight w:val="yellow"/>
-        </w:rPr>
-        <w:t>A,错误</w:t>
-      </w:r>
-    </w:p>
-    <w:p>
-      <w:pPr>
-        <w:spacing w:after="0" w:line="240" w:lineRule="auto"/>
-        <w:rPr>
-          <w:rFonts w:hint="eastAsia"/>
-          <w:sz w:val="21"/>
-          <w:szCs w:val="21"/>
-          <w:highlight w:val="yellow"/>
-        </w:rPr>
-      </w:pPr>
-      <w:r>
-        <w:rPr>
-          <w:sz w:val="21"/>
-          <w:szCs w:val="21"/>
-          <w:highlight w:val="yellow"/>
-        </w:rPr>
-        <w:t>B,正确</w:t>
-      </w:r>
-    </w:p>
-    <w:p>
-      <w:pPr>
-        <w:spacing w:after="0" w:line="240" w:lineRule="auto"/>
-        <w:rPr>
-          <w:sz w:val="21"/>
-          <w:szCs w:val="21"/>
-          <w:lang w:eastAsia="zh-CN"/>
-        </w:rPr>
-      </w:pPr>
-      <w:proofErr w:type="spellStart"/>
-      <w:r>
-        <w:rPr>
-          <w:sz w:val="21"/>
-          <w:szCs w:val="21"/>
-          <w:highlight w:val="yellow"/>
-        </w:rPr>
-        <w:t>答案:</w:t>
-      </w:r>
-      <w:r>
-        <w:rPr>
-          <w:rFonts w:hint="eastAsia"/>
-          <w:sz w:val="21"/>
-          <w:szCs w:val="21"/>
-          <w:highlight w:val="yellow"/>
-          <w:lang w:eastAsia="zh-CN"/>
-        </w:rPr>
-        <w:t>A</w:t>
-      </w:r>
-      <w:proofErr w:type="spellEnd"/>
-    </w:p>
-    <w:p>
-      <w:pPr>
-        <w:spacing w:after="0" w:line="240" w:lineRule="auto"/>
-        <w:rPr>
-          <w:sz w:val="21"/>
-          <w:szCs w:val="21"/>
-          <w:lang w:eastAsia="zh-CN"/>
-        </w:rPr>
-      </w:pPr>
-      <w:r>
-        <w:rPr>
-          <w:sz w:val="21"/>
-          <w:szCs w:val="21"/>
-          <w:lang w:eastAsia="zh-CN"/>
-        </w:rPr>
-        <w:drawing>
-          <wp:inline distT="0" distB="0" distL="0" distR="0" wp14:anchorId="2FD7DA78" wp14:editId="140E108F">
-            <wp:extent cx="5486400" cy="528320"/>
-            <wp:effectExtent l="0" t="0" r="0" b="5080"/>
-            <wp:docPr id="1196391867" name="图片 1"/>
-            <wp:cNvGraphicFramePr>
-              <a:graphicFrameLocks xmlns:a="http://schemas.openxmlformats.org/drawingml/2006/main" noChangeAspect="1"/>
-            </wp:cNvGraphicFramePr>
-            <a:graphic xmlns:a="http://schemas.openxmlformats.org/drawingml/2006/main">
-              <a:graphicData uri="http://schemas.openxmlformats.org/drawingml/2006/picture">
-                <pic:pic xmlns:pic="http://schemas.openxmlformats.org/drawingml/2006/picture">
-                  <pic:nvPicPr>
-                    <pic:cNvPr id="1196391867" name=""/>
-                    <pic:cNvPicPr/>
-                  </pic:nvPicPr>
-                  <pic:blipFill>
-                    <a:blip r:embed="rId17"/>
-                    <a:stretch>
-                      <a:fillRect/>
-                    </a:stretch>
-                  </pic:blipFill>
-                  <pic:spPr>
-                    <a:xfrm>
-                      <a:off x="0" y="0"/>
-                      <a:ext cx="5486400" cy="528320"/>
-                    </a:xfrm>
-                    <a:prstGeom prst="rect">
-                      <a:avLst/>
-                    </a:prstGeom>
-                  </pic:spPr>
-                </pic:pic>
-              </a:graphicData>
-            </a:graphic>
-          </wp:inline>
-        </w:drawing>
-      </w:r>
-    </w:p>
-    <w:p>
-      <w:pPr>
-        <w:spacing w:after="0" w:line="240" w:lineRule="auto"/>
-        <w:rPr>
-          <w:rFonts w:hint="eastAsia"/>
-          <w:sz w:val="21"/>
-          <w:szCs w:val="21"/>
-          <w:lang w:eastAsia="zh-CN"/>
-        </w:rPr>
-      </w:pPr>
-    </w:p>
-    <w:p>
-      <w:pPr>
-        <w:spacing w:after="0" w:line="240" w:lineRule="auto"/>
-        <w:rPr>
-          <w:rFonts w:hint="eastAsia"/>
-          <w:sz w:val="21"/>
-          <w:szCs w:val="21"/>
         </w:rPr>
       </w:pPr>
       <w:r>
@@ -1099,7 +843,7 @@
                     <pic:cNvPicPr/>
                   </pic:nvPicPr>
                   <pic:blipFill>
-                    <a:blip r:embed="rId18"/>
+                    <a:blip r:embed="rId16"/>
                     <a:stretch>
                       <a:fillRect/>
                     </a:stretch>
@@ -1175,7 +919,6 @@
           <w:sz w:val="21"/>
           <w:szCs w:val="21"/>
         </w:rPr>
-        <w:lastRenderedPageBreak/>
         <w:t>答案:B</w:t>
       </w:r>
     </w:p>
@@ -1266,7 +1009,7 @@
                     <pic:cNvPicPr/>
                   </pic:nvPicPr>
                   <pic:blipFill>
-                    <a:blip r:embed="rId19"/>
+                    <a:blip r:embed="rId17"/>
                     <a:stretch>
                       <a:fillRect/>
                     </a:stretch>
@@ -1332,11 +1075,11 @@
       <w:pPr>
         <w:spacing w:after="0" w:line="240" w:lineRule="auto"/>
         <w:rPr>
+          <w:rFonts w:hint="eastAsia"/>
           <w:sz w:val="21"/>
           <w:szCs w:val="21"/>
         </w:rPr>
       </w:pPr>
-      <w:proofErr w:type="spellStart"/>
       <w:r>
         <w:rPr>
           <w:sz w:val="21"/>
@@ -1344,7 +1087,6 @@
         </w:rPr>
         <w:t>答案:B</w:t>
       </w:r>
-      <w:proofErr w:type="spellEnd"/>
     </w:p>
     <w:p>
       <w:pPr>
@@ -1394,7 +1136,7 @@
                     <pic:cNvPicPr/>
                   </pic:nvPicPr>
                   <pic:blipFill>
-                    <a:blip r:embed="rId20"/>
+                    <a:blip r:embed="rId18"/>
                     <a:stretch>
                       <a:fillRect/>
                     </a:stretch>
@@ -1443,7 +1185,7 @@
                     <pic:cNvPicPr/>
                   </pic:nvPicPr>
                   <pic:blipFill>
-                    <a:blip r:embed="rId21"/>
+                    <a:blip r:embed="rId19"/>
                     <a:stretch>
                       <a:fillRect/>
                     </a:stretch>
@@ -1485,6 +1227,7 @@
           <w:sz w:val="21"/>
           <w:szCs w:val="21"/>
         </w:rPr>
+        <w:lastRenderedPageBreak/>
         <w:t>A,错误</w:t>
       </w:r>
     </w:p>
@@ -1509,11 +1252,11 @@
       <w:pPr>
         <w:spacing w:after="0" w:line="240" w:lineRule="auto"/>
         <w:rPr>
+          <w:rFonts w:hint="eastAsia"/>
           <w:sz w:val="21"/>
           <w:szCs w:val="21"/>
         </w:rPr>
       </w:pPr>
-      <w:proofErr w:type="spellStart"/>
       <w:r>
         <w:rPr>
           <w:sz w:val="21"/>
@@ -1521,7 +1264,6 @@
         </w:rPr>
         <w:t>答案:B</w:t>
       </w:r>
-      <w:proofErr w:type="spellEnd"/>
     </w:p>
     <w:p>
       <w:pPr>
@@ -1564,7 +1306,7 @@
                     <pic:cNvPicPr/>
                   </pic:nvPicPr>
                   <pic:blipFill>
-                    <a:blip r:embed="rId22"/>
+                    <a:blip r:embed="rId20"/>
                     <a:stretch>
                       <a:fillRect/>
                     </a:stretch>
@@ -1613,7 +1355,7 @@
                     <pic:cNvPicPr/>
                   </pic:nvPicPr>
                   <pic:blipFill>
-                    <a:blip r:embed="rId23"/>
+                    <a:blip r:embed="rId21"/>
                     <a:stretch>
                       <a:fillRect/>
                     </a:stretch>

--- a/离散数学/集合论与图论/集合论与图论（上）课后习题/第1讲测验.docx
+++ b/离散数学/集合论与图论/集合论与图论（上）课后习题/第1讲测验.docx
@@ -329,6 +329,7 @@
           <w:lang w:eastAsia="zh-CN"/>
         </w:rPr>
       </w:pPr>
+      <w:proofErr w:type="spellStart"/>
       <w:r>
         <w:rPr>
           <w:sz w:val="21"/>
@@ -342,11 +343,11 @@
           <w:rFonts w:hint="eastAsia"/>
           <w:sz w:val="21"/>
           <w:szCs w:val="21"/>
-          <w:highlight w:val="yellow"/>
           <w:lang w:eastAsia="zh-CN"/>
         </w:rPr>
-        <w:t>D</w:t>
+        <w:t>B</w:t>
       </w:r>
+      <w:proofErr w:type="spellEnd"/>
     </w:p>
     <w:p>
       <w:pPr>
@@ -880,6 +881,7 @@
           <w:szCs w:val="21"/>
         </w:rPr>
       </w:pPr>
+      <w:proofErr w:type="spellStart"/>
       <w:r>
         <w:rPr>
           <w:sz w:val="21"/>
@@ -887,6 +889,7 @@
         </w:rPr>
         <w:t>A,错误</w:t>
       </w:r>
+      <w:proofErr w:type="spellEnd"/>
     </w:p>
     <w:p>
       <w:pPr>
@@ -897,6 +900,7 @@
           <w:szCs w:val="21"/>
         </w:rPr>
       </w:pPr>
+      <w:proofErr w:type="spellStart"/>
       <w:r>
         <w:rPr>
           <w:sz w:val="21"/>
@@ -904,6 +908,7 @@
         </w:rPr>
         <w:t>B,正确</w:t>
       </w:r>
+      <w:proofErr w:type="spellEnd"/>
     </w:p>
     <w:p>
       <w:pPr>
@@ -914,6 +919,7 @@
           <w:szCs w:val="21"/>
         </w:rPr>
       </w:pPr>
+      <w:proofErr w:type="spellStart"/>
       <w:r>
         <w:rPr>
           <w:sz w:val="21"/>
@@ -921,6 +927,7 @@
         </w:rPr>
         <w:t>答案:B</w:t>
       </w:r>
+      <w:proofErr w:type="spellEnd"/>
     </w:p>
     <w:p>
       <w:pPr>
@@ -1046,6 +1053,7 @@
           <w:szCs w:val="21"/>
         </w:rPr>
       </w:pPr>
+      <w:proofErr w:type="spellStart"/>
       <w:r>
         <w:rPr>
           <w:sz w:val="21"/>
@@ -1053,6 +1061,7 @@
         </w:rPr>
         <w:t>A,错误</w:t>
       </w:r>
+      <w:proofErr w:type="spellEnd"/>
     </w:p>
     <w:p>
       <w:pPr>
@@ -1063,6 +1072,7 @@
           <w:szCs w:val="21"/>
         </w:rPr>
       </w:pPr>
+      <w:proofErr w:type="spellStart"/>
       <w:r>
         <w:rPr>
           <w:sz w:val="21"/>
@@ -1070,6 +1080,7 @@
         </w:rPr>
         <w:t>B,正确</w:t>
       </w:r>
+      <w:proofErr w:type="spellEnd"/>
     </w:p>
     <w:p>
       <w:pPr>
@@ -1080,6 +1091,7 @@
           <w:szCs w:val="21"/>
         </w:rPr>
       </w:pPr>
+      <w:proofErr w:type="spellStart"/>
       <w:r>
         <w:rPr>
           <w:sz w:val="21"/>
@@ -1087,6 +1099,7 @@
         </w:rPr>
         <w:t>答案:B</w:t>
       </w:r>
+      <w:proofErr w:type="spellEnd"/>
     </w:p>
     <w:p>
       <w:pPr>
@@ -1222,6 +1235,7 @@
           <w:szCs w:val="21"/>
         </w:rPr>
       </w:pPr>
+      <w:proofErr w:type="spellStart"/>
       <w:r>
         <w:rPr>
           <w:sz w:val="21"/>
@@ -1230,6 +1244,7 @@
         <w:lastRenderedPageBreak/>
         <w:t>A,错误</w:t>
       </w:r>
+      <w:proofErr w:type="spellEnd"/>
     </w:p>
     <w:p>
       <w:pPr>
@@ -1240,6 +1255,7 @@
           <w:szCs w:val="21"/>
         </w:rPr>
       </w:pPr>
+      <w:proofErr w:type="spellStart"/>
       <w:r>
         <w:rPr>
           <w:sz w:val="21"/>
@@ -1247,6 +1263,7 @@
         </w:rPr>
         <w:t>B,正确</w:t>
       </w:r>
+      <w:proofErr w:type="spellEnd"/>
     </w:p>
     <w:p>
       <w:pPr>
@@ -1257,6 +1274,7 @@
           <w:szCs w:val="21"/>
         </w:rPr>
       </w:pPr>
+      <w:proofErr w:type="spellStart"/>
       <w:r>
         <w:rPr>
           <w:sz w:val="21"/>
@@ -1264,6 +1282,7 @@
         </w:rPr>
         <w:t>答案:B</w:t>
       </w:r>
+      <w:proofErr w:type="spellEnd"/>
     </w:p>
     <w:p>
       <w:pPr>
@@ -1281,9 +1300,9 @@
         <w:spacing w:after="0" w:line="240" w:lineRule="auto"/>
         <w:ind w:firstLineChars="100" w:firstLine="220"/>
         <w:rPr>
-          <w:rFonts w:hint="eastAsia"/>
           <w:sz w:val="21"/>
           <w:szCs w:val="21"/>
+          <w:lang w:eastAsia="zh-CN"/>
         </w:rPr>
       </w:pPr>
       <w:r>
@@ -1374,6 +1393,41 @@
             </a:graphic>
           </wp:inline>
         </w:drawing>
+      </w:r>
+    </w:p>
+    <w:p>
+      <w:pPr>
+        <w:spacing w:after="0" w:line="240" w:lineRule="auto"/>
+        <w:ind w:firstLineChars="100" w:firstLine="221"/>
+        <w:rPr>
+          <w:rFonts w:hint="eastAsia"/>
+          <w:b/>
+          <w:bCs/>
+          <w:u w:val="single"/>
+          <w:lang w:eastAsia="zh-CN"/>
+        </w:rPr>
+      </w:pPr>
+      <w:r>
+        <w:rPr>
+          <w:rFonts w:hint="eastAsia"/>
+          <w:b/>
+          <w:bCs/>
+          <w:highlight w:val="yellow"/>
+          <w:u w:val="single"/>
+          <w:lang w:eastAsia="zh-CN"/>
+        </w:rPr>
+        <w:t>3例如A{1}的元素是数1，而A的</w:t>
+      </w:r>
+      <w:r>
+        <w:rPr>
+          <w:rFonts w:hint="eastAsia"/>
+          <w:b/>
+          <w:bCs/>
+          <w:highlight w:val="yellow"/>
+          <w:u w:val="single"/>
+          <w:lang w:eastAsia="zh-CN"/>
+        </w:rPr>
+        <w:t>幂集的元素确实有{1}但是不是一个东西</w:t>
       </w:r>
     </w:p>
     <w:sectPr>

--- a/离散数学/集合论与图论/集合论与图论（上）课后习题/第1讲测验.docx
+++ b/离散数学/集合论与图论/集合论与图论（上）课后习题/第1讲测验.docx
@@ -329,7 +329,6 @@
           <w:lang w:eastAsia="zh-CN"/>
         </w:rPr>
       </w:pPr>
-      <w:proofErr w:type="spellStart"/>
       <w:r>
         <w:rPr>
           <w:sz w:val="21"/>
@@ -347,7 +346,6 @@
         </w:rPr>
         <w:t>B</w:t>
       </w:r>
-      <w:proofErr w:type="spellEnd"/>
     </w:p>
     <w:p>
       <w:pPr>
@@ -881,7 +879,6 @@
           <w:szCs w:val="21"/>
         </w:rPr>
       </w:pPr>
-      <w:proofErr w:type="spellStart"/>
       <w:r>
         <w:rPr>
           <w:sz w:val="21"/>
@@ -889,7 +886,6 @@
         </w:rPr>
         <w:t>A,错误</w:t>
       </w:r>
-      <w:proofErr w:type="spellEnd"/>
     </w:p>
     <w:p>
       <w:pPr>
@@ -900,7 +896,6 @@
           <w:szCs w:val="21"/>
         </w:rPr>
       </w:pPr>
-      <w:proofErr w:type="spellStart"/>
       <w:r>
         <w:rPr>
           <w:sz w:val="21"/>
@@ -908,7 +903,6 @@
         </w:rPr>
         <w:t>B,正确</w:t>
       </w:r>
-      <w:proofErr w:type="spellEnd"/>
     </w:p>
     <w:p>
       <w:pPr>
@@ -919,7 +913,6 @@
           <w:szCs w:val="21"/>
         </w:rPr>
       </w:pPr>
-      <w:proofErr w:type="spellStart"/>
       <w:r>
         <w:rPr>
           <w:sz w:val="21"/>
@@ -927,7 +920,6 @@
         </w:rPr>
         <w:t>答案:B</w:t>
       </w:r>
-      <w:proofErr w:type="spellEnd"/>
     </w:p>
     <w:p>
       <w:pPr>
@@ -1053,7 +1045,6 @@
           <w:szCs w:val="21"/>
         </w:rPr>
       </w:pPr>
-      <w:proofErr w:type="spellStart"/>
       <w:r>
         <w:rPr>
           <w:sz w:val="21"/>
@@ -1061,7 +1052,6 @@
         </w:rPr>
         <w:t>A,错误</w:t>
       </w:r>
-      <w:proofErr w:type="spellEnd"/>
     </w:p>
     <w:p>
       <w:pPr>
@@ -1072,7 +1062,6 @@
           <w:szCs w:val="21"/>
         </w:rPr>
       </w:pPr>
-      <w:proofErr w:type="spellStart"/>
       <w:r>
         <w:rPr>
           <w:sz w:val="21"/>
@@ -1080,7 +1069,6 @@
         </w:rPr>
         <w:t>B,正确</w:t>
       </w:r>
-      <w:proofErr w:type="spellEnd"/>
     </w:p>
     <w:p>
       <w:pPr>
@@ -1091,7 +1079,6 @@
           <w:szCs w:val="21"/>
         </w:rPr>
       </w:pPr>
-      <w:proofErr w:type="spellStart"/>
       <w:r>
         <w:rPr>
           <w:sz w:val="21"/>
@@ -1099,7 +1086,6 @@
         </w:rPr>
         <w:t>答案:B</w:t>
       </w:r>
-      <w:proofErr w:type="spellEnd"/>
     </w:p>
     <w:p>
       <w:pPr>
@@ -1118,12 +1104,14 @@
           <w:rFonts w:hint="eastAsia"/>
           <w:sz w:val="21"/>
           <w:szCs w:val="21"/>
+          <w:lang w:eastAsia="zh-CN"/>
         </w:rPr>
       </w:pPr>
       <w:r>
         <w:rPr>
           <w:sz w:val="21"/>
           <w:szCs w:val="21"/>
+          <w:lang w:eastAsia="zh-CN"/>
         </w:rPr>
         <w:t>6,若</w:t>
       </w:r>
@@ -1173,6 +1161,7 @@
         <w:rPr>
           <w:sz w:val="21"/>
           <w:szCs w:val="21"/>
+          <w:lang w:eastAsia="zh-CN"/>
         </w:rPr>
         <w:t>， 则</w:t>
       </w:r>
@@ -1222,6 +1211,7 @@
         <w:rPr>
           <w:sz w:val="21"/>
           <w:szCs w:val="21"/>
+          <w:lang w:eastAsia="zh-CN"/>
         </w:rPr>
         <w:t>。</w:t>
       </w:r>
@@ -1233,18 +1223,18 @@
           <w:rFonts w:hint="eastAsia"/>
           <w:sz w:val="21"/>
           <w:szCs w:val="21"/>
+          <w:lang w:eastAsia="zh-CN"/>
         </w:rPr>
       </w:pPr>
-      <w:proofErr w:type="spellStart"/>
       <w:r>
         <w:rPr>
           <w:sz w:val="21"/>
           <w:szCs w:val="21"/>
+          <w:lang w:eastAsia="zh-CN"/>
         </w:rPr>
         <w:lastRenderedPageBreak/>
         <w:t>A,错误</w:t>
       </w:r>
-      <w:proofErr w:type="spellEnd"/>
     </w:p>
     <w:p>
       <w:pPr>
@@ -1253,17 +1243,17 @@
           <w:rFonts w:hint="eastAsia"/>
           <w:sz w:val="21"/>
           <w:szCs w:val="21"/>
+          <w:lang w:eastAsia="zh-CN"/>
         </w:rPr>
       </w:pPr>
-      <w:proofErr w:type="spellStart"/>
       <w:r>
         <w:rPr>
           <w:sz w:val="21"/>
           <w:szCs w:val="21"/>
+          <w:lang w:eastAsia="zh-CN"/>
         </w:rPr>
         <w:t>B,正确</w:t>
       </w:r>
-      <w:proofErr w:type="spellEnd"/>
     </w:p>
     <w:p>
       <w:pPr>
@@ -1272,17 +1262,17 @@
           <w:rFonts w:hint="eastAsia"/>
           <w:sz w:val="21"/>
           <w:szCs w:val="21"/>
+          <w:lang w:eastAsia="zh-CN"/>
         </w:rPr>
       </w:pPr>
-      <w:proofErr w:type="spellStart"/>
       <w:r>
         <w:rPr>
           <w:sz w:val="21"/>
           <w:szCs w:val="21"/>
+          <w:lang w:eastAsia="zh-CN"/>
         </w:rPr>
         <w:t>答案:B</w:t>
       </w:r>
-      <w:proofErr w:type="spellEnd"/>
     </w:p>
     <w:p>
       <w:pPr>
@@ -1300,6 +1290,7 @@
         <w:spacing w:after="0" w:line="240" w:lineRule="auto"/>
         <w:ind w:firstLineChars="100" w:firstLine="220"/>
         <w:rPr>
+          <w:rFonts w:hint="eastAsia"/>
           <w:sz w:val="21"/>
           <w:szCs w:val="21"/>
           <w:lang w:eastAsia="zh-CN"/>
@@ -1416,7 +1407,7 @@
           <w:u w:val="single"/>
           <w:lang w:eastAsia="zh-CN"/>
         </w:rPr>
-        <w:t>3例如A{1}的元素是数1，而A的</w:t>
+        <w:t>3例如A</w:t>
       </w:r>
       <w:r>
         <w:rPr>
@@ -1427,7 +1418,40 @@
           <w:u w:val="single"/>
           <w:lang w:eastAsia="zh-CN"/>
         </w:rPr>
-        <w:t>幂集的元素确实有{1}但是不是一个东西</w:t>
+        <w:t>为</w:t>
+      </w:r>
+      <w:r>
+        <w:rPr>
+          <w:rFonts w:hint="eastAsia"/>
+          <w:b/>
+          <w:bCs/>
+          <w:highlight w:val="yellow"/>
+          <w:u w:val="single"/>
+          <w:lang w:eastAsia="zh-CN"/>
+        </w:rPr>
+        <w:t>{1}，而A的</w:t>
+      </w:r>
+      <w:r>
+        <w:rPr>
+          <w:rFonts w:hint="eastAsia"/>
+          <w:b/>
+          <w:bCs/>
+          <w:highlight w:val="yellow"/>
+          <w:u w:val="single"/>
+          <w:lang w:eastAsia="zh-CN"/>
+        </w:rPr>
+        <w:t>幂集的元素确实有{1}但是</w:t>
+      </w:r>
+      <w:r>
+        <w:rPr>
+          <w:rFonts w:hint="eastAsia"/>
+          <w:b/>
+          <w:bCs/>
+          <w:highlight w:val="yellow"/>
+          <w:u w:val="single"/>
+          <w:lang w:eastAsia="zh-CN"/>
+        </w:rPr>
+        <w:t>符号应该为“∈”</w:t>
       </w:r>
     </w:p>
     <w:sectPr>

--- a/离散数学/集合论与图论/集合论与图论（上）课后习题/第1讲测验.docx
+++ b/离散数学/集合论与图论/集合论与图论（上）课后习题/第1讲测验.docx
@@ -345,6 +345,15 @@
           <w:lang w:eastAsia="zh-CN"/>
         </w:rPr>
         <w:t>B</w:t>
+      </w:r>
+      <w:r>
+        <w:rPr>
+          <w:rFonts w:hint="eastAsia"/>
+          <w:sz w:val="21"/>
+          <w:szCs w:val="21"/>
+          <w:lang w:eastAsia="zh-CN"/>
+        </w:rPr>
+        <w:t>（集合的集合）</w:t>
       </w:r>
     </w:p>
     <w:p>
